--- a/testakten/insolvenzverwaltung-moebelwerk-havelberg-regelverfahren/21_gruppenbildung_planentwurf.docx
+++ b/testakten/insolvenzverwaltung-moebelwerk-havelberg-regelverfahren/21_gruppenbildung_planentwurf.docx
@@ -5,71 +5,99 @@
     <w:p>
       <w:pPr>
         <w:pStyle w:val="Heading1"/>
+        <w:spacing w:after="160" w:line="259" w:lineRule="auto"/>
       </w:pPr>
       <w:r>
         <w:rPr>
           <w:rFonts w:ascii="Times New Roman" w:hAnsi="Times New Roman"/>
+          <w:b/>
+          <w:sz w:val="28"/>
         </w:rPr>
         <w:t>Gruppenbildung – Insolvenzplanentwurf</w:t>
       </w:r>
     </w:p>
     <w:p>
       <w:pPr>
+        <w:spacing w:before="120" w:after="60" w:line="259" w:lineRule="auto"/>
         <w:ind w:left="567"/>
       </w:pPr>
       <w:r>
         <w:rPr>
+          <w:rFonts w:ascii="Times New Roman" w:hAnsi="Times New Roman"/>
+          <w:b/>
           <w:i/>
+          <w:sz w:val="22"/>
         </w:rPr>
         <w:t>Az.: 7 IN 41/26 – Möbelwerk Havelberg GmbH</w:t>
       </w:r>
     </w:p>
     <w:p>
       <w:pPr>
+        <w:spacing w:before="120" w:after="60" w:line="259" w:lineRule="auto"/>
         <w:ind w:left="567"/>
       </w:pPr>
       <w:r>
         <w:rPr>
+          <w:rFonts w:ascii="Times New Roman" w:hAnsi="Times New Roman"/>
+          <w:b/>
           <w:i/>
+          <w:sz w:val="22"/>
         </w:rPr>
         <w:t>Verfasserin: Dr. Nora Westphal, Insolvenzverwalterin</w:t>
       </w:r>
     </w:p>
     <w:p>
       <w:pPr>
+        <w:spacing w:before="120" w:after="60" w:line="259" w:lineRule="auto"/>
         <w:ind w:left="567"/>
       </w:pPr>
       <w:r>
         <w:rPr>
+          <w:rFonts w:ascii="Times New Roman" w:hAnsi="Times New Roman"/>
+          <w:b/>
           <w:i/>
+          <w:sz w:val="22"/>
         </w:rPr>
         <w:t>Stand: 01.07.2026 (Arbeitsentwurf; Insolvenzplan nur bei Investorenfindung)</w:t>
       </w:r>
     </w:p>
-    <w:p/>
+    <w:p>
+      <w:pPr>
+        <w:spacing w:line="259" w:lineRule="auto" w:after="60"/>
+      </w:pPr>
+    </w:p>
     <w:p>
       <w:pPr>
         <w:pStyle w:val="Heading2"/>
+        <w:spacing w:before="120" w:after="60" w:line="259" w:lineRule="auto"/>
       </w:pPr>
       <w:r>
         <w:rPr>
           <w:rFonts w:ascii="Times New Roman" w:hAnsi="Times New Roman"/>
+          <w:b/>
+          <w:sz w:val="22"/>
         </w:rPr>
         <w:t>Vorbemerkung</w:t>
       </w:r>
     </w:p>
     <w:p>
       <w:pPr>
+        <w:spacing w:line="259" w:lineRule="auto" w:after="60"/>
         <w:jc w:val="left"/>
       </w:pPr>
       <w:r>
         <w:t>Dieser Entwurf skizziert die Gruppenbildung für einen möglichen Insolvenzplan (§§ 222, 226 InsO). Die Ausarbeitung erfolgt parallel zur Regelabwicklung; eine endgültige Planentscheidung wird erst beim Berichtstermin (14.09.2026) getroffen. Alle Angaben sind vorläufig und beruhen auf dem Kenntnisstand 01.07.2026.</w:t>
       </w:r>
     </w:p>
-    <w:p/>
+    <w:p>
+      <w:pPr>
+        <w:spacing w:line="259" w:lineRule="auto" w:after="60"/>
+      </w:pPr>
+    </w:p>
     <w:p>
       <w:pPr>
         <w:pStyle w:val="Heading2"/>
+        <w:spacing w:line="259" w:lineRule="auto" w:after="60"/>
       </w:pPr>
       <w:r>
         <w:rPr>
@@ -80,16 +108,22 @@
     </w:p>
     <w:p>
       <w:pPr>
+        <w:spacing w:line="259" w:lineRule="auto" w:after="60"/>
         <w:jc w:val="left"/>
       </w:pPr>
       <w:r>
         <w:t>Nach § 222 InsO sind Gläubiger in Gruppen einzuteilen, wenn ihre Rechte durch den Plan unterschiedlich gestaltet werden sollen. Innerhalb jeder Gruppe müssen alle Gläubiger gleich behandelt werden (§ 226 InsO). Absonderungsberechtigte Gläubiger, Insolvenzgläubiger und nachrangige Gläubiger sind stets in unterschiedlichen Gruppen zu erfassen (§ 222 Abs. 1 Nr. 1–3 InsO).</w:t>
       </w:r>
     </w:p>
-    <w:p/>
+    <w:p>
+      <w:pPr>
+        <w:spacing w:line="259" w:lineRule="auto" w:after="60"/>
+      </w:pPr>
+    </w:p>
     <w:p>
       <w:pPr>
         <w:pStyle w:val="Heading2"/>
+        <w:spacing w:line="259" w:lineRule="auto" w:after="60"/>
       </w:pPr>
       <w:r>
         <w:rPr>
@@ -101,6 +135,7 @@
     <w:p>
       <w:pPr>
         <w:pStyle w:val="Heading3"/>
+        <w:spacing w:line="259" w:lineRule="auto" w:after="60"/>
       </w:pPr>
       <w:r>
         <w:rPr>
@@ -111,6 +146,7 @@
     </w:p>
     <w:p>
       <w:pPr>
+        <w:spacing w:line="259" w:lineRule="auto" w:after="60"/>
         <w:jc w:val="left"/>
       </w:pPr>
       <w:r>
@@ -125,6 +161,7 @@
     </w:p>
     <w:p>
       <w:pPr>
+        <w:spacing w:line="259" w:lineRule="auto" w:after="60"/>
         <w:jc w:val="left"/>
       </w:pPr>
       <w:r>
@@ -137,6 +174,7 @@
     <w:p>
       <w:pPr>
         <w:pStyle w:val="ListBullet"/>
+        <w:spacing w:line="259" w:lineRule="auto" w:after="60"/>
       </w:pPr>
       <w:r>
         <w:t>Darlehensrestvaluta: 480.000 EUR</w:t>
@@ -145,6 +183,7 @@
     <w:p>
       <w:pPr>
         <w:pStyle w:val="ListBullet"/>
+        <w:spacing w:line="259" w:lineRule="auto" w:after="60"/>
       </w:pPr>
       <w:r>
         <w:t>Davon durch Sicherheiten gedeckt (SÜ Maschinen + Globalzession): ca. 343.500 EUR</w:t>
@@ -153,6 +192,7 @@
     <w:p>
       <w:pPr>
         <w:pStyle w:val="ListBullet"/>
+        <w:spacing w:line="259" w:lineRule="auto" w:after="60"/>
       </w:pPr>
       <w:r>
         <w:t>Ausfallforderung (§ 52 InsO): ca. 136.500 EUR</w:t>
@@ -160,6 +200,7 @@
     </w:p>
     <w:p>
       <w:pPr>
+        <w:spacing w:line="259" w:lineRule="auto" w:after="60"/>
         <w:jc w:val="left"/>
       </w:pPr>
       <w:r>
@@ -172,6 +213,7 @@
     <w:p>
       <w:pPr>
         <w:pStyle w:val="ListBullet"/>
+        <w:spacing w:line="259" w:lineRule="auto" w:after="60"/>
       </w:pPr>
       <w:r>
         <w:t>Sicherheiten werden durch plangesteuerte Einzelverwertung realisiert; Erlöse unmittelbar an Havelbank.</w:t>
@@ -180,6 +222,7 @@
     <w:p>
       <w:pPr>
         <w:pStyle w:val="ListBullet"/>
+        <w:spacing w:line="259" w:lineRule="auto" w:after="60"/>
       </w:pPr>
       <w:r>
         <w:t>Die Ausfallforderung (136.500 EUR) wird in Gruppe 3 (ungesicherte Gläubiger) aufgenommen.</w:t>
@@ -188,6 +231,7 @@
     <w:p>
       <w:pPr>
         <w:pStyle w:val="ListBullet"/>
+        <w:spacing w:line="259" w:lineRule="auto" w:after="60"/>
       </w:pPr>
       <w:r>
         <w:t>Alternativ: Havelbank erhält stille Beteiligung an der Fortführungsgesellschaft als Ausgleich für Teilforderungsverzicht.</w:t>
@@ -195,6 +239,7 @@
     </w:p>
     <w:p>
       <w:pPr>
+        <w:spacing w:line="259" w:lineRule="auto" w:after="60"/>
         <w:jc w:val="left"/>
       </w:pPr>
       <w:r>
@@ -207,6 +252,7 @@
     <w:p>
       <w:pPr>
         <w:pStyle w:val="ListBullet"/>
+        <w:spacing w:line="259" w:lineRule="auto" w:after="60"/>
       </w:pPr>
       <w:r>
         <w:t>Ist die Havelbank mit voller Forderung und separatem Ausfall abzubilden (zwei Plangruppen) oder genügt eine Gruppe mit gestuften Rechten?</w:t>
@@ -215,6 +261,7 @@
     <w:p>
       <w:pPr>
         <w:pStyle w:val="ListBullet"/>
+        <w:spacing w:line="259" w:lineRule="auto" w:after="60"/>
       </w:pPr>
       <w:r>
         <w:t>Wirksamer Umfang der Sicherungsübereignung (Gutachten ausstehend).</w:t>
@@ -223,15 +270,21 @@
     <w:p>
       <w:pPr>
         <w:pStyle w:val="ListBullet"/>
+        <w:spacing w:line="259" w:lineRule="auto" w:after="60"/>
       </w:pPr>
       <w:r>
         <w:t>Kollision Globalzession vs. verlängerter EV Prignitz Forst KG.</w:t>
       </w:r>
     </w:p>
-    <w:p/>
+    <w:p>
+      <w:pPr>
+        <w:spacing w:line="259" w:lineRule="auto" w:after="60"/>
+      </w:pPr>
+    </w:p>
     <w:p>
       <w:pPr>
         <w:pStyle w:val="Heading3"/>
+        <w:spacing w:line="259" w:lineRule="auto" w:after="60"/>
       </w:pPr>
       <w:r>
         <w:rPr>
@@ -242,6 +295,7 @@
     </w:p>
     <w:p>
       <w:pPr>
+        <w:spacing w:line="259" w:lineRule="auto" w:after="60"/>
         <w:jc w:val="left"/>
       </w:pPr>
       <w:r>
@@ -256,6 +310,7 @@
     </w:p>
     <w:p>
       <w:pPr>
+        <w:spacing w:line="259" w:lineRule="auto" w:after="60"/>
         <w:jc w:val="left"/>
       </w:pPr>
       <w:r>
@@ -270,6 +325,7 @@
     </w:p>
     <w:p>
       <w:pPr>
+        <w:spacing w:line="259" w:lineRule="auto" w:after="60"/>
         <w:jc w:val="left"/>
       </w:pPr>
       <w:r>
@@ -282,6 +338,7 @@
     <w:p>
       <w:pPr>
         <w:pStyle w:val="ListBullet"/>
+        <w:spacing w:line="259" w:lineRule="auto" w:after="60"/>
       </w:pPr>
       <w:r>
         <w:t>Quote: 35 % (über Regelverwertungsquote von 18 %) zahlbar innerhalb von 12 Monaten nach Planbestätigung.</w:t>
@@ -290,6 +347,7 @@
     <w:p>
       <w:pPr>
         <w:pStyle w:val="ListBullet"/>
+        <w:spacing w:line="259" w:lineRule="auto" w:after="60"/>
       </w:pPr>
       <w:r>
         <w:t>Im Gegenzug: Fortsetzung der Lieferbeziehung zu Marktkonditionen, Mindestabnahmeverpflichtung für 24 Monate.</w:t>
@@ -297,6 +355,7 @@
     </w:p>
     <w:p>
       <w:pPr>
+        <w:spacing w:line="259" w:lineRule="auto" w:after="60"/>
         <w:jc w:val="left"/>
       </w:pPr>
       <w:r>
@@ -309,6 +368,7 @@
     <w:p>
       <w:pPr>
         <w:pStyle w:val="ListBullet"/>
+        <w:spacing w:line="259" w:lineRule="auto" w:after="60"/>
       </w:pPr>
       <w:r>
         <w:t>Welche Lieferanten sind tatsächlich "betriebsnotwendig" im Sinne der Planfortführung?</w:t>
@@ -317,6 +377,7 @@
     <w:p>
       <w:pPr>
         <w:pStyle w:val="ListBullet"/>
+        <w:spacing w:line="259" w:lineRule="auto" w:after="60"/>
       </w:pPr>
       <w:r>
         <w:t>EV-Klärung Prignitz Forst KG könnte separate Einigung erfordern.</w:t>
@@ -325,15 +386,21 @@
     <w:p>
       <w:pPr>
         <w:pStyle w:val="ListBullet"/>
+        <w:spacing w:line="259" w:lineRule="auto" w:after="60"/>
       </w:pPr>
       <w:r>
         <w:t>Gruppeninterne Drittsicherheiten zu prüfen (keine bekannt, aber nicht abschließend geprüft).</w:t>
       </w:r>
     </w:p>
-    <w:p/>
+    <w:p>
+      <w:pPr>
+        <w:spacing w:line="259" w:lineRule="auto" w:after="60"/>
+      </w:pPr>
+    </w:p>
     <w:p>
       <w:pPr>
         <w:pStyle w:val="Heading3"/>
+        <w:spacing w:line="259" w:lineRule="auto" w:after="60"/>
       </w:pPr>
       <w:r>
         <w:rPr>
@@ -344,6 +411,7 @@
     </w:p>
     <w:p>
       <w:pPr>
+        <w:spacing w:line="259" w:lineRule="auto" w:after="60"/>
         <w:jc w:val="left"/>
       </w:pPr>
       <w:r>
@@ -358,6 +426,7 @@
     </w:p>
     <w:p>
       <w:pPr>
+        <w:spacing w:line="259" w:lineRule="auto" w:after="60"/>
         <w:jc w:val="left"/>
       </w:pPr>
       <w:r>
@@ -370,6 +439,7 @@
     <w:p>
       <w:pPr>
         <w:pStyle w:val="ListBullet"/>
+        <w:spacing w:line="259" w:lineRule="auto" w:after="60"/>
       </w:pPr>
       <w:r>
         <w:t>Quote: 22–25 % zahlbar in zwei Tranchen (12 und 24 Monate nach Planbestätigung).</w:t>
@@ -378,6 +448,7 @@
     <w:p>
       <w:pPr>
         <w:pStyle w:val="ListBullet"/>
+        <w:spacing w:line="259" w:lineRule="auto" w:after="60"/>
       </w:pPr>
       <w:r>
         <w:t>Verzicht auf Zinsansprüche ab Insolvenzantragsdatum.</w:t>
@@ -386,6 +457,7 @@
     <w:p>
       <w:pPr>
         <w:pStyle w:val="ListBullet"/>
+        <w:spacing w:line="259" w:lineRule="auto" w:after="60"/>
       </w:pPr>
       <w:r>
         <w:t>Forderungen werden nur soweit befriedigt als die fortführende Gesellschaft liquide ist.</w:t>
@@ -393,6 +465,7 @@
     </w:p>
     <w:p>
       <w:pPr>
+        <w:spacing w:line="259" w:lineRule="auto" w:after="60"/>
         <w:jc w:val="left"/>
       </w:pPr>
       <w:r>
@@ -405,10 +478,15 @@
         <w:t xml:space="preserve"> Arbeitnehmer sind grundsätzlich in § 38-Gruppe, da Insolvenzgeld (§§ 165 ff. SGB III) bereits für März/April 2026 gezahlt. Restforderungen (Urlaubsabgeltung, überstehende Ansprüche) fließen in Gruppe 3.</w:t>
       </w:r>
     </w:p>
-    <w:p/>
+    <w:p>
+      <w:pPr>
+        <w:spacing w:line="259" w:lineRule="auto" w:after="60"/>
+      </w:pPr>
+    </w:p>
     <w:p>
       <w:pPr>
         <w:pStyle w:val="Heading3"/>
+        <w:spacing w:line="259" w:lineRule="auto" w:after="60"/>
       </w:pPr>
       <w:r>
         <w:rPr>
@@ -419,6 +497,7 @@
     </w:p>
     <w:p>
       <w:pPr>
+        <w:spacing w:line="259" w:lineRule="auto" w:after="60"/>
         <w:jc w:val="left"/>
       </w:pPr>
       <w:r>
@@ -433,6 +512,7 @@
     </w:p>
     <w:p>
       <w:pPr>
+        <w:spacing w:line="259" w:lineRule="auto" w:after="60"/>
         <w:jc w:val="left"/>
       </w:pPr>
       <w:r>
@@ -445,6 +525,7 @@
     <w:p>
       <w:pPr>
         <w:pStyle w:val="ListBullet"/>
+        <w:spacing w:line="259" w:lineRule="auto" w:after="60"/>
       </w:pPr>
       <w:r>
         <w:t>Quote: 0 % (vollständiger Verzicht im Sanierungsplan). Dies ist marktüblich bei Gesellschafterdarlehen in der Insolvenz.</w:t>
@@ -453,15 +534,21 @@
     <w:p>
       <w:pPr>
         <w:pStyle w:val="ListBullet"/>
+        <w:spacing w:line="259" w:lineRule="auto" w:after="60"/>
       </w:pPr>
       <w:r>
         <w:t>Brauer erklärt sich zum Verzicht bereit im Gegenzug für D&amp;O-Vergleich (keine weitergehende persönliche Haftung aus § 15b InsO nach Vergleich).</w:t>
       </w:r>
     </w:p>
-    <w:p/>
+    <w:p>
+      <w:pPr>
+        <w:spacing w:line="259" w:lineRule="auto" w:after="60"/>
+      </w:pPr>
+    </w:p>
     <w:p>
       <w:pPr>
         <w:pStyle w:val="Heading2"/>
+        <w:spacing w:line="259" w:lineRule="auto" w:after="60"/>
       </w:pPr>
       <w:r>
         <w:rPr>
@@ -473,6 +560,7 @@
     <w:p>
       <w:pPr>
         <w:pStyle w:val="Heading3"/>
+        <w:spacing w:line="259" w:lineRule="auto" w:after="60"/>
       </w:pPr>
       <w:r>
         <w:rPr>
@@ -647,6 +735,7 @@
     <w:p>
       <w:pPr>
         <w:pStyle w:val="Heading3"/>
+        <w:spacing w:line="259" w:lineRule="auto" w:after="60"/>
       </w:pPr>
       <w:r>
         <w:rPr>
@@ -818,10 +907,15 @@
         </w:tc>
       </w:tr>
     </w:tbl>
-    <w:p/>
+    <w:p>
+      <w:pPr>
+        <w:spacing w:line="259" w:lineRule="auto" w:after="60"/>
+      </w:pPr>
+    </w:p>
     <w:p>
       <w:pPr>
         <w:pStyle w:val="Heading2"/>
+        <w:spacing w:line="259" w:lineRule="auto" w:after="60"/>
       </w:pPr>
       <w:r>
         <w:rPr>
@@ -1083,9 +1177,14 @@
         </w:tc>
       </w:tr>
     </w:tbl>
-    <w:p/>
     <w:p>
       <w:pPr>
+        <w:spacing w:line="259" w:lineRule="auto" w:after="60"/>
+      </w:pPr>
+    </w:p>
+    <w:p>
+      <w:pPr>
+        <w:spacing w:line="259" w:lineRule="auto" w:after="60"/>
         <w:jc w:val="left"/>
       </w:pPr>
       <w:r>
@@ -1097,6 +1196,7 @@
     </w:p>
     <w:p>
       <w:pPr>
+        <w:spacing w:line="259" w:lineRule="auto" w:after="60"/>
         <w:jc w:val="left"/>
       </w:pPr>
       <w:r>
@@ -1107,13 +1207,58 @@
       </w:r>
     </w:p>
     <w:sectPr>
+      <w:headerReference w:type="default" r:id="rId9"/>
+      <w:footerReference w:type="default" r:id="rId10"/>
       <w:pgSz w:w="11906" w:h="16838"/>
-      <w:pgMar w:top="1417" w:right="1417" w:bottom="1417" w:left="1417" w:header="720" w:footer="720" w:gutter="0"/>
+      <w:pgMar w:top="1191" w:right="1247" w:bottom="1134" w:left="1361" w:header="720" w:footer="720" w:gutter="0"/>
       <w:cols w:space="720"/>
       <w:docGrid w:linePitch="360"/>
     </w:sectPr>
   </w:body>
 </w:document>
+</file>
+
+<file path=word/footer1.xml><?xml version="1.0" encoding="utf-8"?>
+<w:ftr xmlns:m="http://schemas.openxmlformats.org/officeDocument/2006/math" xmlns:mc="http://schemas.openxmlformats.org/markup-compatibility/2006" xmlns:mo="http://schemas.microsoft.com/office/mac/office/2008/main" xmlns:mv="urn:schemas-microsoft-com:mac:vml" xmlns:o="urn:schemas-microsoft-com:office:office" xmlns:r="http://schemas.openxmlformats.org/officeDocument/2006/relationships" xmlns:v="urn:schemas-microsoft-com:vml" xmlns:w10="urn:schemas-microsoft-com:office:word" xmlns:w14="http://schemas.microsoft.com/office/word/2010/wordml" xmlns:w="http://schemas.openxmlformats.org/wordprocessingml/2006/main" xmlns:wne="http://schemas.microsoft.com/office/word/2006/wordml" xmlns:wp14="http://schemas.microsoft.com/office/word/2010/wordprocessingDrawing" xmlns:wp="http://schemas.openxmlformats.org/drawingml/2006/wordprocessingDrawing" xmlns:wpc="http://schemas.microsoft.com/office/word/2010/wordprocessingCanvas" xmlns:wpg="http://schemas.microsoft.com/office/word/2010/wordprocessingGroup" xmlns:wpi="http://schemas.microsoft.com/office/word/2010/wordprocessingInk" xmlns:wps="http://schemas.microsoft.com/office/word/2010/wordprocessingShape" mc:Ignorable="w14 wp14">
+  <w:p>
+    <w:pPr>
+      <w:pStyle w:val="Footer"/>
+      <w:jc w:val="left"/>
+    </w:pPr>
+    <w:r/>
+    <w:r>
+      <w:rPr>
+        <w:rFonts w:ascii="Times New Roman" w:hAnsi="Times New Roman"/>
+        <w:b w:val="0"/>
+        <w:color w:val="777777"/>
+        <w:sz w:val="17"/>
+      </w:rPr>
+      <w:t>Vertraulich | Bearbeitungsstand Juli 2026 | nur zur Aktenbearbeitung</w:t>
+    </w:r>
+  </w:p>
+</w:ftr>
+</file>
+
+<file path=word/header1.xml><?xml version="1.0" encoding="utf-8"?>
+<w:hdr xmlns:m="http://schemas.openxmlformats.org/officeDocument/2006/math" xmlns:mc="http://schemas.openxmlformats.org/markup-compatibility/2006" xmlns:mo="http://schemas.microsoft.com/office/mac/office/2008/main" xmlns:mv="urn:schemas-microsoft-com:mac:vml" xmlns:o="urn:schemas-microsoft-com:office:office" xmlns:r="http://schemas.openxmlformats.org/officeDocument/2006/relationships" xmlns:v="urn:schemas-microsoft-com:vml" xmlns:w10="urn:schemas-microsoft-com:office:word" xmlns:w14="http://schemas.microsoft.com/office/word/2010/wordml" xmlns:w="http://schemas.openxmlformats.org/wordprocessingml/2006/main" xmlns:wne="http://schemas.microsoft.com/office/word/2006/wordml" xmlns:wp14="http://schemas.microsoft.com/office/word/2010/wordprocessingDrawing" xmlns:wp="http://schemas.openxmlformats.org/drawingml/2006/wordprocessingDrawing" xmlns:wpc="http://schemas.microsoft.com/office/word/2010/wordprocessingCanvas" xmlns:wpg="http://schemas.microsoft.com/office/word/2010/wordprocessingGroup" xmlns:wpi="http://schemas.microsoft.com/office/word/2010/wordprocessingInk" xmlns:wps="http://schemas.microsoft.com/office/word/2010/wordprocessingShape" mc:Ignorable="w14 wp14">
+  <w:p>
+    <w:pPr>
+      <w:pStyle w:val="Header"/>
+      <w:jc w:val="left"/>
+    </w:pPr>
+    <w:r/>
+    <w:r>
+      <w:rPr>
+        <w:rFonts w:ascii="Times New Roman" w:hAnsi="Times New Roman"/>
+        <w:b w:val="0"/>
+        <w:i w:val="0"/>
+        <w:color w:val="666666"/>
+        <w:sz w:val="17"/>
+      </w:rPr>
+      <w:t>Lindenhof und Partner mbB | Insolvenz- und Restrukturierungsakte | Bearbeitungsstand Juli 2026</w:t>
+    </w:r>
+  </w:p>
+</w:hdr>
 </file>
 
 <file path=word/numbering.xml><?xml version="1.0" encoding="utf-8"?>
@@ -1830,11 +1975,12 @@
       <w:contextualSpacing/>
     </w:pPr>
     <w:rPr>
-      <w:rFonts w:asciiTheme="majorHAnsi" w:eastAsiaTheme="majorEastAsia" w:hAnsiTheme="majorHAnsi" w:cstheme="majorBidi"/>
+      <w:rFonts w:asciiTheme="majorHAnsi" w:eastAsiaTheme="majorEastAsia" w:hAnsiTheme="majorHAnsi" w:cstheme="majorBidi" w:ascii="Times New Roman" w:hAnsi="Times New Roman"/>
+      <w:b/>
       <w:color w:val="17365D" w:themeColor="text2" w:themeShade="BF"/>
       <w:spacing w:val="5"/>
       <w:kern w:val="28"/>
-      <w:sz w:val="52"/>
+      <w:sz w:val="30"/>
       <w:szCs w:val="52"/>
     </w:rPr>
   </w:style>
